--- a/Laptops/7- Mosfet.docx
+++ b/Laptops/7- Mosfet.docx
@@ -2,7 +2,11 @@
 <file path=word/document.xml><?xml version="1.0" encoding="utf-8"?>
 <w:document xmlns:wpc="http://schemas.microsoft.com/office/word/2010/wordprocessingCanvas" xmlns:cx="http://schemas.microsoft.com/office/drawing/2014/chartex" xmlns:cx1="http://schemas.microsoft.com/office/drawing/2015/9/8/chartex" xmlns:cx2="http://schemas.microsoft.com/office/drawing/2015/10/21/chartex" xmlns:cx3="http://schemas.microsoft.com/office/drawing/2016/5/9/chartex" xmlns:cx4="http://schemas.microsoft.com/office/drawing/2016/5/10/chartex" xmlns:cx5="http://schemas.microsoft.com/office/drawing/2016/5/11/chartex" xmlns:cx6="http://schemas.microsoft.com/office/drawing/2016/5/12/chartex" xmlns:cx7="http://schemas.microsoft.com/office/drawing/2016/5/13/chartex" xmlns:cx8="http://schemas.microsoft.com/office/drawing/2016/5/14/chartex" xmlns:mc="http://schemas.openxmlformats.org/markup-compatibility/2006" xmlns:aink="http://schemas.microsoft.com/office/drawing/2016/ink" xmlns:am3d="http://schemas.microsoft.com/office/drawing/2017/model3d" xmlns:o="urn:schemas-microsoft-com:office:office" xmlns:oel="http://schemas.microsoft.com/office/2019/extlst" xmlns:r="http://schemas.openxmlformats.org/officeDocument/2006/relationships" xmlns:m="http://schemas.openxmlformats.org/officeDocument/2006/math" xmlns:v="urn:schemas-microsoft-com:vml" xmlns:wp14="http://schemas.microsoft.com/office/word/2010/wordprocessingDrawing" xmlns:wp="http://schemas.openxmlformats.org/drawingml/2006/wordprocessingDrawing" xmlns:w10="urn:schemas-microsoft-com:office:word" xmlns:w="http://schemas.openxmlformats.org/wordprocessingml/2006/main" xmlns:w14="http://schemas.microsoft.com/office/word/2010/wordml" xmlns:w15="http://schemas.microsoft.com/office/word/2012/wordml" xmlns:w16cex="http://schemas.microsoft.com/office/word/2018/wordml/cex" xmlns:w16cid="http://schemas.microsoft.com/office/word/2016/wordml/cid" xmlns:w16="http://schemas.microsoft.com/office/word/2018/wordml" xmlns:w16sdtdh="http://schemas.microsoft.com/office/word/2020/wordml/sdtdatahash" xmlns:w16se="http://schemas.microsoft.com/office/word/2015/wordml/symex" xmlns:wpg="http://schemas.microsoft.com/office/word/2010/wordprocessingGroup" xmlns:wpi="http://schemas.microsoft.com/office/word/2010/wordprocessingInk" xmlns:wne="http://schemas.microsoft.com/office/word/2006/wordml" xmlns:wps="http://schemas.microsoft.com/office/word/2010/wordprocessingShape" mc:Ignorable="w14 w15 w16se w16cid w16 w16cex w16sdtdh wp14">
   <w:body>
-    <w:p/>
+    <w:p>
+      <w:r>
+        <w:t xml:space="preserve"> </w:t>
+      </w:r>
+    </w:p>
     <w:p>
       <w:r>
         <w:t>s</w:t>
@@ -67,27 +71,50 @@
         <w:rPr>
           <w:b/>
           <w:bCs/>
+          <w:highlight w:val="yellow"/>
         </w:rPr>
         <w:t>Switching Voltage</w:t>
       </w:r>
       <w:r>
         <w:br/>
+      </w:r>
+      <w:r>
+        <w:rPr>
+          <w:highlight w:val="green"/>
+        </w:rPr>
         <w:t>2-3 mosftel milkar switching voltage generate krte hai…</w:t>
       </w:r>
     </w:p>
     <w:p/>
-    <w:p>
-      <w:pPr>
-        <w:rPr>
-          <w:b/>
-          <w:bCs/>
-        </w:rPr>
-      </w:pPr>
-      <w:r>
-        <w:rPr>
-          <w:b/>
-          <w:bCs/>
-        </w:rPr>
+    <w:p/>
+    <w:p/>
+    <w:p/>
+    <w:p/>
+    <w:p/>
+    <w:p/>
+    <w:p/>
+    <w:p/>
+    <w:p/>
+    <w:p/>
+    <w:p/>
+    <w:p/>
+    <w:p>
+      <w:pPr>
+        <w:rPr>
+          <w:b/>
+          <w:bCs/>
+          <w:sz w:val="30"/>
+          <w:szCs w:val="30"/>
+        </w:rPr>
+      </w:pPr>
+      <w:r>
+        <w:rPr>
+          <w:b/>
+          <w:bCs/>
+          <w:sz w:val="30"/>
+          <w:szCs w:val="30"/>
+        </w:rPr>
+        <w:lastRenderedPageBreak/>
         <w:t>Type of Mosfet</w:t>
       </w:r>
     </w:p>
@@ -96,7 +123,6 @@
         <w:rPr>
           <w:noProof/>
         </w:rPr>
-        <w:lastRenderedPageBreak/>
         <w:drawing>
           <wp:inline distT="0" distB="0" distL="0" distR="0" wp14:anchorId="4DB2E49E" wp14:editId="0BAFAFD2">
             <wp:extent cx="6496050" cy="4210050"/>
@@ -382,9 +408,176 @@
       </w:r>
     </w:p>
     <w:p>
-      <w:r>
+      <w:pPr>
+        <w:rPr>
+          <w:b/>
+          <w:bCs/>
+          <w:sz w:val="30"/>
+          <w:szCs w:val="30"/>
+        </w:rPr>
+      </w:pPr>
+      <w:r>
+        <w:rPr>
+          <w:b/>
+          <w:bCs/>
+          <w:sz w:val="30"/>
+          <w:szCs w:val="30"/>
+          <w:highlight w:val="yellow"/>
+        </w:rPr>
+        <w:t>On condition</w:t>
+      </w:r>
+    </w:p>
+    <w:p>
+      <w:pPr>
+        <w:rPr>
+          <w:b/>
+          <w:bCs/>
+          <w:sz w:val="30"/>
+          <w:szCs w:val="30"/>
+        </w:rPr>
+      </w:pPr>
+    </w:p>
+    <w:p>
+      <w:pPr>
+        <w:rPr>
+          <w:b/>
+          <w:bCs/>
+        </w:rPr>
+      </w:pPr>
+      <w:r>
+        <w:rPr>
+          <w:b/>
+          <w:bCs/>
+          <w:noProof/>
+          <w:highlight w:val="yellow"/>
+        </w:rPr>
+        <w:drawing>
+          <wp:inline distT="0" distB="0" distL="0" distR="0" wp14:anchorId="3CD6C540" wp14:editId="48BE763D">
+            <wp:extent cx="1961280" cy="2600077"/>
+            <wp:effectExtent l="0" t="0" r="1270" b="0"/>
+            <wp:docPr id="10" name="Picture 10"/>
+            <wp:cNvGraphicFramePr>
+              <a:graphicFrameLocks xmlns:a="http://schemas.openxmlformats.org/drawingml/2006/main" noChangeAspect="1"/>
+            </wp:cNvGraphicFramePr>
+            <a:graphic xmlns:a="http://schemas.openxmlformats.org/drawingml/2006/main">
+              <a:graphicData uri="http://schemas.openxmlformats.org/drawingml/2006/picture">
+                <pic:pic xmlns:pic="http://schemas.openxmlformats.org/drawingml/2006/picture">
+                  <pic:nvPicPr>
+                    <pic:cNvPr id="0" name="Picture 3"/>
+                    <pic:cNvPicPr>
+                      <a:picLocks noChangeAspect="1" noChangeArrowheads="1"/>
+                    </pic:cNvPicPr>
+                  </pic:nvPicPr>
+                  <pic:blipFill>
+                    <a:blip r:embed="rId10">
+                      <a:extLst>
+                        <a:ext uri="{28A0092B-C50C-407E-A947-70E740481C1C}">
+                          <a14:useLocalDpi xmlns:a14="http://schemas.microsoft.com/office/drawing/2010/main" val="0"/>
+                        </a:ext>
+                      </a:extLst>
+                    </a:blip>
+                    <a:srcRect/>
+                    <a:stretch>
+                      <a:fillRect/>
+                    </a:stretch>
+                  </pic:blipFill>
+                  <pic:spPr bwMode="auto">
+                    <a:xfrm>
+                      <a:off x="0" y="0"/>
+                      <a:ext cx="1966687" cy="2607245"/>
+                    </a:xfrm>
+                    <a:prstGeom prst="rect">
+                      <a:avLst/>
+                    </a:prstGeom>
+                    <a:noFill/>
+                    <a:ln>
+                      <a:noFill/>
+                    </a:ln>
+                  </pic:spPr>
+                </pic:pic>
+              </a:graphicData>
+            </a:graphic>
+          </wp:inline>
+        </w:drawing>
+      </w:r>
+      <w:r>
+        <w:rPr>
+          <w:b/>
+          <w:bCs/>
+        </w:rPr>
+        <w:t xml:space="preserve">         </w:t>
+      </w:r>
+      <w:r>
+        <w:rPr>
+          <w:noProof/>
+          <w:highlight w:val="green"/>
+        </w:rPr>
+        <w:drawing>
+          <wp:inline distT="0" distB="0" distL="0" distR="0" wp14:anchorId="101F08E8" wp14:editId="11A557BE">
+            <wp:extent cx="2753747" cy="2615979"/>
+            <wp:effectExtent l="0" t="0" r="8890" b="0"/>
+            <wp:docPr id="8" name="Picture 8"/>
+            <wp:cNvGraphicFramePr>
+              <a:graphicFrameLocks xmlns:a="http://schemas.openxmlformats.org/drawingml/2006/main" noChangeAspect="1"/>
+            </wp:cNvGraphicFramePr>
+            <a:graphic xmlns:a="http://schemas.openxmlformats.org/drawingml/2006/main">
+              <a:graphicData uri="http://schemas.openxmlformats.org/drawingml/2006/picture">
+                <pic:pic xmlns:pic="http://schemas.openxmlformats.org/drawingml/2006/picture">
+                  <pic:nvPicPr>
+                    <pic:cNvPr id="0" name="Picture 10"/>
+                    <pic:cNvPicPr>
+                      <a:picLocks noChangeAspect="1" noChangeArrowheads="1"/>
+                    </pic:cNvPicPr>
+                  </pic:nvPicPr>
+                  <pic:blipFill>
+                    <a:blip r:embed="rId11">
+                      <a:extLst>
+                        <a:ext uri="{28A0092B-C50C-407E-A947-70E740481C1C}">
+                          <a14:useLocalDpi xmlns:a14="http://schemas.microsoft.com/office/drawing/2010/main" val="0"/>
+                        </a:ext>
+                      </a:extLst>
+                    </a:blip>
+                    <a:srcRect/>
+                    <a:stretch>
+                      <a:fillRect/>
+                    </a:stretch>
+                  </pic:blipFill>
+                  <pic:spPr bwMode="auto">
+                    <a:xfrm>
+                      <a:off x="0" y="0"/>
+                      <a:ext cx="2758046" cy="2620063"/>
+                    </a:xfrm>
+                    <a:prstGeom prst="rect">
+                      <a:avLst/>
+                    </a:prstGeom>
+                    <a:noFill/>
+                    <a:ln>
+                      <a:noFill/>
+                    </a:ln>
+                  </pic:spPr>
+                </pic:pic>
+              </a:graphicData>
+            </a:graphic>
+          </wp:inline>
+        </w:drawing>
+      </w:r>
+    </w:p>
+    <w:p>
+      <w:r>
+        <w:rPr>
+          <w:highlight w:val="yellow"/>
+        </w:rPr>
         <w:t>N-Channel ko operate krne ke liye Gate par Drain se jyda volt chahiye</w:t>
       </w:r>
+      <w:r>
+        <w:t xml:space="preserve"> (~ 5volt difference</w:t>
+      </w:r>
+      <w:r>
+        <w:t xml:space="preserve"> - </w:t>
+      </w:r>
+      <w:r>
+        <w:t>for full potential)</w:t>
+      </w:r>
     </w:p>
     <w:p>
       <w:r>
@@ -396,6 +589,41 @@
         <w:t>N-Channel me Gate par  voltage dena But P-Channel me Gate par voltage nhi dena hota hai..</w:t>
       </w:r>
     </w:p>
+    <w:p>
+      <w:pPr>
+        <w:spacing w:after="0"/>
+        <w:rPr>
+          <w:highlight w:val="green"/>
+        </w:rPr>
+      </w:pPr>
+      <w:r>
+        <w:rPr>
+          <w:b/>
+          <w:bCs/>
+          <w:highlight w:val="yellow"/>
+        </w:rPr>
+        <w:t>Note laptop me mosfet as diode or moster dono tarha se use hota hai.</w:t>
+      </w:r>
+      <w:r>
+        <w:br/>
+      </w:r>
+      <w:r>
+        <w:rPr>
+          <w:highlight w:val="green"/>
+        </w:rPr>
+        <w:t>Input Drain and Output Sourse as a mosfet</w:t>
+      </w:r>
+    </w:p>
+    <w:p>
+      <w:r>
+        <w:rPr>
+          <w:highlight w:val="green"/>
+        </w:rPr>
+        <w:t>Input Source and output Drain as a Diode.</w:t>
+      </w:r>
+    </w:p>
+    <w:p/>
+    <w:p/>
     <w:p>
       <w:r>
         <w:rPr>
@@ -419,7 +647,7 @@
                     </pic:cNvPicPr>
                   </pic:nvPicPr>
                   <pic:blipFill>
-                    <a:blip r:embed="rId10">
+                    <a:blip r:embed="rId12">
                       <a:extLst>
                         <a:ext uri="{28A0092B-C50C-407E-A947-70E740481C1C}">
                           <a14:useLocalDpi xmlns:a14="http://schemas.microsoft.com/office/drawing/2010/main" val="0"/>
@@ -449,6 +677,654 @@
             </a:graphic>
           </wp:inline>
         </w:drawing>
+      </w:r>
+    </w:p>
+    <w:p/>
+    <w:p>
+      <w:pPr>
+        <w:rPr>
+          <w:b/>
+          <w:bCs/>
+        </w:rPr>
+      </w:pPr>
+      <w:r>
+        <w:rPr>
+          <w:b/>
+          <w:bCs/>
+          <w:highlight w:val="yellow"/>
+        </w:rPr>
+        <w:t>ON Condition</w:t>
+      </w:r>
+    </w:p>
+    <w:p>
+      <w:r>
+        <w:rPr>
+          <w:b/>
+          <w:bCs/>
+        </w:rPr>
+        <w:t>Note:</w:t>
+      </w:r>
+      <w:r>
+        <w:t xml:space="preserve">  Jab Gate Low hota hai (negative), low kis se Source Se</w:t>
+      </w:r>
+      <w:r>
+        <w:t>,</w:t>
+      </w:r>
+    </w:p>
+    <w:p>
+      <w:r>
+        <w:t>Gate par jab Source se Kam voltage hoga (~6 volt diffence)</w:t>
+      </w:r>
+    </w:p>
+    <w:p>
+      <w:r>
+        <w:rPr>
+          <w:noProof/>
+        </w:rPr>
+        <w:drawing>
+          <wp:inline distT="0" distB="0" distL="0" distR="0" wp14:anchorId="01656EF0" wp14:editId="7E5F8F78">
+            <wp:extent cx="3188335" cy="2592070"/>
+            <wp:effectExtent l="0" t="0" r="0" b="0"/>
+            <wp:docPr id="11" name="Picture 11"/>
+            <wp:cNvGraphicFramePr>
+              <a:graphicFrameLocks xmlns:a="http://schemas.openxmlformats.org/drawingml/2006/main" noChangeAspect="1"/>
+            </wp:cNvGraphicFramePr>
+            <a:graphic xmlns:a="http://schemas.openxmlformats.org/drawingml/2006/main">
+              <a:graphicData uri="http://schemas.openxmlformats.org/drawingml/2006/picture">
+                <pic:pic xmlns:pic="http://schemas.openxmlformats.org/drawingml/2006/picture">
+                  <pic:nvPicPr>
+                    <pic:cNvPr id="0" name="Picture 4"/>
+                    <pic:cNvPicPr>
+                      <a:picLocks noChangeAspect="1" noChangeArrowheads="1"/>
+                    </pic:cNvPicPr>
+                  </pic:nvPicPr>
+                  <pic:blipFill>
+                    <a:blip r:embed="rId13">
+                      <a:extLst>
+                        <a:ext uri="{28A0092B-C50C-407E-A947-70E740481C1C}">
+                          <a14:useLocalDpi xmlns:a14="http://schemas.microsoft.com/office/drawing/2010/main" val="0"/>
+                        </a:ext>
+                      </a:extLst>
+                    </a:blip>
+                    <a:srcRect/>
+                    <a:stretch>
+                      <a:fillRect/>
+                    </a:stretch>
+                  </pic:blipFill>
+                  <pic:spPr bwMode="auto">
+                    <a:xfrm>
+                      <a:off x="0" y="0"/>
+                      <a:ext cx="3188335" cy="2592070"/>
+                    </a:xfrm>
+                    <a:prstGeom prst="rect">
+                      <a:avLst/>
+                    </a:prstGeom>
+                    <a:noFill/>
+                    <a:ln>
+                      <a:noFill/>
+                    </a:ln>
+                  </pic:spPr>
+                </pic:pic>
+              </a:graphicData>
+            </a:graphic>
+          </wp:inline>
+        </w:drawing>
+      </w:r>
+      <w:r>
+        <w:br/>
+      </w:r>
+    </w:p>
+    <w:p>
+      <w:pPr>
+        <w:rPr>
+          <w:b/>
+          <w:bCs/>
+        </w:rPr>
+      </w:pPr>
+    </w:p>
+    <w:p>
+      <w:pPr>
+        <w:rPr>
+          <w:b/>
+          <w:bCs/>
+        </w:rPr>
+      </w:pPr>
+    </w:p>
+    <w:p>
+      <w:pPr>
+        <w:rPr>
+          <w:b/>
+          <w:bCs/>
+        </w:rPr>
+      </w:pPr>
+    </w:p>
+    <w:p>
+      <w:pPr>
+        <w:rPr>
+          <w:b/>
+          <w:bCs/>
+        </w:rPr>
+      </w:pPr>
+      <w:r>
+        <w:rPr>
+          <w:b/>
+          <w:bCs/>
+        </w:rPr>
+        <w:lastRenderedPageBreak/>
+        <w:t xml:space="preserve">Note: </w:t>
+      </w:r>
+    </w:p>
+    <w:p>
+      <w:pPr>
+        <w:rPr>
+          <w:b/>
+          <w:bCs/>
+        </w:rPr>
+      </w:pPr>
+      <w:r>
+        <w:rPr>
+          <w:b/>
+          <w:bCs/>
+        </w:rPr>
+        <w:t xml:space="preserve">Agar </w:t>
+      </w:r>
+      <w:r>
+        <w:rPr>
+          <w:b/>
+          <w:bCs/>
+        </w:rPr>
+        <w:t>Drain Input hai to D to S as a diode kaam krega</w:t>
+      </w:r>
+    </w:p>
+    <w:p>
+      <w:pPr>
+        <w:rPr>
+          <w:b/>
+          <w:bCs/>
+        </w:rPr>
+      </w:pPr>
+    </w:p>
+    <w:p>
+      <w:pPr>
+        <w:rPr>
+          <w:b/>
+          <w:bCs/>
+        </w:rPr>
+      </w:pPr>
+      <w:r>
+        <w:rPr>
+          <w:b/>
+          <w:bCs/>
+          <w:noProof/>
+        </w:rPr>
+        <w:drawing>
+          <wp:inline distT="0" distB="0" distL="0" distR="0" wp14:anchorId="4D741064" wp14:editId="0CF28638">
+            <wp:extent cx="2607102" cy="2560320"/>
+            <wp:effectExtent l="0" t="0" r="3175" b="0"/>
+            <wp:docPr id="12" name="Picture 12"/>
+            <wp:cNvGraphicFramePr>
+              <a:graphicFrameLocks xmlns:a="http://schemas.openxmlformats.org/drawingml/2006/main" noChangeAspect="1"/>
+            </wp:cNvGraphicFramePr>
+            <a:graphic xmlns:a="http://schemas.openxmlformats.org/drawingml/2006/main">
+              <a:graphicData uri="http://schemas.openxmlformats.org/drawingml/2006/picture">
+                <pic:pic xmlns:pic="http://schemas.openxmlformats.org/drawingml/2006/picture">
+                  <pic:nvPicPr>
+                    <pic:cNvPr id="0" name="Picture 5"/>
+                    <pic:cNvPicPr>
+                      <a:picLocks noChangeAspect="1" noChangeArrowheads="1"/>
+                    </pic:cNvPicPr>
+                  </pic:nvPicPr>
+                  <pic:blipFill>
+                    <a:blip r:embed="rId14">
+                      <a:extLst>
+                        <a:ext uri="{28A0092B-C50C-407E-A947-70E740481C1C}">
+                          <a14:useLocalDpi xmlns:a14="http://schemas.microsoft.com/office/drawing/2010/main" val="0"/>
+                        </a:ext>
+                      </a:extLst>
+                    </a:blip>
+                    <a:srcRect/>
+                    <a:stretch>
+                      <a:fillRect/>
+                    </a:stretch>
+                  </pic:blipFill>
+                  <pic:spPr bwMode="auto">
+                    <a:xfrm>
+                      <a:off x="0" y="0"/>
+                      <a:ext cx="2617690" cy="2570718"/>
+                    </a:xfrm>
+                    <a:prstGeom prst="rect">
+                      <a:avLst/>
+                    </a:prstGeom>
+                    <a:noFill/>
+                    <a:ln>
+                      <a:noFill/>
+                    </a:ln>
+                  </pic:spPr>
+                </pic:pic>
+              </a:graphicData>
+            </a:graphic>
+          </wp:inline>
+        </w:drawing>
+      </w:r>
+      <w:r>
+        <w:rPr>
+          <w:rFonts w:ascii="Courier New" w:hAnsi="Courier New" w:cs="Courier New"/>
+          <w:b/>
+          <w:bCs/>
+          <w:sz w:val="20"/>
+          <w:szCs w:val="20"/>
+        </w:rPr>
+        <w:t>output-9.5 volt keyuke diode kuch voltage drop krta hai</w:t>
+      </w:r>
+    </w:p>
+    <w:p>
+      <w:pPr>
+        <w:rPr>
+          <w:b/>
+          <w:bCs/>
+        </w:rPr>
+      </w:pPr>
+    </w:p>
+    <w:p>
+      <w:pPr>
+        <w:rPr>
+          <w:b/>
+          <w:bCs/>
+        </w:rPr>
+      </w:pPr>
+      <w:r>
+        <w:rPr>
+          <w:b/>
+          <w:bCs/>
+        </w:rPr>
+        <w:t>Agar Gate  5 Vott denge to Source par 10 volt milega</w:t>
+      </w:r>
+      <w:r>
+        <w:rPr>
+          <w:b/>
+          <w:bCs/>
+        </w:rPr>
+        <w:t xml:space="preserve"> 9.3 volt nhi </w:t>
+      </w:r>
+      <w:r>
+        <w:rPr>
+          <w:b/>
+          <w:bCs/>
+        </w:rPr>
+        <w:t xml:space="preserve">. </w:t>
+      </w:r>
+    </w:p>
+    <w:p>
+      <w:pPr>
+        <w:rPr>
+          <w:b/>
+          <w:bCs/>
+        </w:rPr>
+      </w:pPr>
+      <w:r>
+        <w:rPr>
+          <w:b/>
+          <w:bCs/>
+          <w:noProof/>
+        </w:rPr>
+        <w:drawing>
+          <wp:inline distT="0" distB="0" distL="0" distR="0" wp14:anchorId="1343B14E" wp14:editId="111C8F07">
+            <wp:extent cx="3172571" cy="2940981"/>
+            <wp:effectExtent l="0" t="0" r="8890" b="0"/>
+            <wp:docPr id="13" name="Picture 13"/>
+            <wp:cNvGraphicFramePr>
+              <a:graphicFrameLocks xmlns:a="http://schemas.openxmlformats.org/drawingml/2006/main" noChangeAspect="1"/>
+            </wp:cNvGraphicFramePr>
+            <a:graphic xmlns:a="http://schemas.openxmlformats.org/drawingml/2006/main">
+              <a:graphicData uri="http://schemas.openxmlformats.org/drawingml/2006/picture">
+                <pic:pic xmlns:pic="http://schemas.openxmlformats.org/drawingml/2006/picture">
+                  <pic:nvPicPr>
+                    <pic:cNvPr id="0" name="Picture 6"/>
+                    <pic:cNvPicPr>
+                      <a:picLocks noChangeAspect="1" noChangeArrowheads="1"/>
+                    </pic:cNvPicPr>
+                  </pic:nvPicPr>
+                  <pic:blipFill>
+                    <a:blip r:embed="rId15">
+                      <a:extLst>
+                        <a:ext uri="{28A0092B-C50C-407E-A947-70E740481C1C}">
+                          <a14:useLocalDpi xmlns:a14="http://schemas.microsoft.com/office/drawing/2010/main" val="0"/>
+                        </a:ext>
+                      </a:extLst>
+                    </a:blip>
+                    <a:srcRect/>
+                    <a:stretch>
+                      <a:fillRect/>
+                    </a:stretch>
+                  </pic:blipFill>
+                  <pic:spPr bwMode="auto">
+                    <a:xfrm>
+                      <a:off x="0" y="0"/>
+                      <a:ext cx="3180756" cy="2948569"/>
+                    </a:xfrm>
+                    <a:prstGeom prst="rect">
+                      <a:avLst/>
+                    </a:prstGeom>
+                    <a:noFill/>
+                    <a:ln>
+                      <a:noFill/>
+                    </a:ln>
+                  </pic:spPr>
+                </pic:pic>
+              </a:graphicData>
+            </a:graphic>
+          </wp:inline>
+        </w:drawing>
+      </w:r>
+    </w:p>
+    <w:p>
+      <w:pPr>
+        <w:rPr>
+          <w:b/>
+          <w:bCs/>
+        </w:rPr>
+      </w:pPr>
+    </w:p>
+    <w:p>
+      <w:pPr>
+        <w:rPr>
+          <w:b/>
+          <w:bCs/>
+        </w:rPr>
+      </w:pPr>
+    </w:p>
+    <w:p>
+      <w:pPr>
+        <w:rPr>
+          <w:b/>
+          <w:bCs/>
+        </w:rPr>
+      </w:pPr>
+    </w:p>
+    <w:p>
+      <w:pPr>
+        <w:rPr>
+          <w:b/>
+          <w:bCs/>
+        </w:rPr>
+      </w:pPr>
+      <w:r>
+        <w:rPr>
+          <w:b/>
+          <w:bCs/>
+        </w:rPr>
+        <w:t>15 Volt AC + 20 Volt AC – Output = 35volt</w:t>
+      </w:r>
+    </w:p>
+    <w:p>
+      <w:pPr>
+        <w:rPr>
+          <w:b/>
+          <w:bCs/>
+        </w:rPr>
+      </w:pPr>
+      <w:r>
+        <w:rPr>
+          <w:b/>
+          <w:bCs/>
+        </w:rPr>
+        <w:t>15 volt DC + 20 volt DC – output 20 volt max</w:t>
+      </w:r>
+    </w:p>
+    <w:p>
+      <w:pPr>
+        <w:rPr>
+          <w:b/>
+          <w:bCs/>
+        </w:rPr>
+      </w:pPr>
+      <w:r>
+        <w:rPr>
+          <w:b/>
+          <w:bCs/>
+        </w:rPr>
+        <w:lastRenderedPageBreak/>
+        <w:t>Jo jyda hoga vohi aage jayega</w:t>
+      </w:r>
+    </w:p>
+    <w:p>
+      <w:pPr>
+        <w:rPr>
+          <w:b/>
+          <w:bCs/>
+        </w:rPr>
+      </w:pPr>
+      <w:r>
+        <w:rPr>
+          <w:b/>
+          <w:bCs/>
+        </w:rPr>
+        <w:t>Rule : DC low voltage ko hight voltage replace kr deta hai.</w:t>
+      </w:r>
+    </w:p>
+    <w:p>
+      <w:pPr>
+        <w:rPr>
+          <w:b/>
+          <w:bCs/>
+        </w:rPr>
+      </w:pPr>
+    </w:p>
+    <w:p>
+      <w:pPr>
+        <w:rPr>
+          <w:b/>
+          <w:bCs/>
+        </w:rPr>
+      </w:pPr>
+      <w:r>
+        <w:rPr>
+          <w:b/>
+          <w:bCs/>
+          <w:noProof/>
+        </w:rPr>
+        <w:drawing>
+          <wp:inline distT="0" distB="0" distL="0" distR="0" wp14:anchorId="01B87C33" wp14:editId="4DBC0FDC">
+            <wp:extent cx="3601941" cy="2189436"/>
+            <wp:effectExtent l="0" t="0" r="0" b="1905"/>
+            <wp:docPr id="14" name="Picture 14"/>
+            <wp:cNvGraphicFramePr>
+              <a:graphicFrameLocks xmlns:a="http://schemas.openxmlformats.org/drawingml/2006/main" noChangeAspect="1"/>
+            </wp:cNvGraphicFramePr>
+            <a:graphic xmlns:a="http://schemas.openxmlformats.org/drawingml/2006/main">
+              <a:graphicData uri="http://schemas.openxmlformats.org/drawingml/2006/picture">
+                <pic:pic xmlns:pic="http://schemas.openxmlformats.org/drawingml/2006/picture">
+                  <pic:nvPicPr>
+                    <pic:cNvPr id="0" name="Picture 7"/>
+                    <pic:cNvPicPr>
+                      <a:picLocks noChangeAspect="1" noChangeArrowheads="1"/>
+                    </pic:cNvPicPr>
+                  </pic:nvPicPr>
+                  <pic:blipFill>
+                    <a:blip r:embed="rId16" cstate="print">
+                      <a:extLst>
+                        <a:ext uri="{28A0092B-C50C-407E-A947-70E740481C1C}">
+                          <a14:useLocalDpi xmlns:a14="http://schemas.microsoft.com/office/drawing/2010/main" val="0"/>
+                        </a:ext>
+                      </a:extLst>
+                    </a:blip>
+                    <a:srcRect/>
+                    <a:stretch>
+                      <a:fillRect/>
+                    </a:stretch>
+                  </pic:blipFill>
+                  <pic:spPr bwMode="auto">
+                    <a:xfrm>
+                      <a:off x="0" y="0"/>
+                      <a:ext cx="3601941" cy="2189436"/>
+                    </a:xfrm>
+                    <a:prstGeom prst="rect">
+                      <a:avLst/>
+                    </a:prstGeom>
+                    <a:noFill/>
+                    <a:ln>
+                      <a:noFill/>
+                    </a:ln>
+                  </pic:spPr>
+                </pic:pic>
+              </a:graphicData>
+            </a:graphic>
+          </wp:inline>
+        </w:drawing>
+      </w:r>
+    </w:p>
+    <w:p>
+      <w:pPr>
+        <w:rPr>
+          <w:b/>
+          <w:bCs/>
+        </w:rPr>
+      </w:pPr>
+      <w:r>
+        <w:rPr>
+          <w:b/>
+          <w:bCs/>
+        </w:rPr>
+        <w:t>Rule : DC low voltage ko hight voltage replace kr deta hai.</w:t>
+      </w:r>
+    </w:p>
+    <w:p>
+      <w:pPr>
+        <w:rPr>
+          <w:b/>
+          <w:bCs/>
+        </w:rPr>
+      </w:pPr>
+      <w:r>
+        <w:rPr>
+          <w:b/>
+          <w:bCs/>
+          <w:noProof/>
+        </w:rPr>
+        <w:drawing>
+          <wp:inline distT="0" distB="0" distL="0" distR="0" wp14:anchorId="5EC16DBE" wp14:editId="37299E9B">
+            <wp:extent cx="3698652" cy="3053301"/>
+            <wp:effectExtent l="0" t="0" r="0" b="0"/>
+            <wp:docPr id="16" name="Picture 16"/>
+            <wp:cNvGraphicFramePr>
+              <a:graphicFrameLocks xmlns:a="http://schemas.openxmlformats.org/drawingml/2006/main" noChangeAspect="1"/>
+            </wp:cNvGraphicFramePr>
+            <a:graphic xmlns:a="http://schemas.openxmlformats.org/drawingml/2006/main">
+              <a:graphicData uri="http://schemas.openxmlformats.org/drawingml/2006/picture">
+                <pic:pic xmlns:pic="http://schemas.openxmlformats.org/drawingml/2006/picture">
+                  <pic:nvPicPr>
+                    <pic:cNvPr id="0" name="Picture 9"/>
+                    <pic:cNvPicPr>
+                      <a:picLocks noChangeAspect="1" noChangeArrowheads="1"/>
+                    </pic:cNvPicPr>
+                  </pic:nvPicPr>
+                  <pic:blipFill>
+                    <a:blip r:embed="rId17">
+                      <a:extLst>
+                        <a:ext uri="{28A0092B-C50C-407E-A947-70E740481C1C}">
+                          <a14:useLocalDpi xmlns:a14="http://schemas.microsoft.com/office/drawing/2010/main" val="0"/>
+                        </a:ext>
+                      </a:extLst>
+                    </a:blip>
+                    <a:srcRect/>
+                    <a:stretch>
+                      <a:fillRect/>
+                    </a:stretch>
+                  </pic:blipFill>
+                  <pic:spPr bwMode="auto">
+                    <a:xfrm>
+                      <a:off x="0" y="0"/>
+                      <a:ext cx="3706222" cy="3059550"/>
+                    </a:xfrm>
+                    <a:prstGeom prst="rect">
+                      <a:avLst/>
+                    </a:prstGeom>
+                    <a:noFill/>
+                    <a:ln>
+                      <a:noFill/>
+                    </a:ln>
+                  </pic:spPr>
+                </pic:pic>
+              </a:graphicData>
+            </a:graphic>
+          </wp:inline>
+        </w:drawing>
+      </w:r>
+    </w:p>
+    <w:p>
+      <w:pPr>
+        <w:rPr>
+          <w:b/>
+          <w:bCs/>
+        </w:rPr>
+      </w:pPr>
+    </w:p>
+    <w:p>
+      <w:pPr>
+        <w:rPr>
+          <w:b/>
+          <w:bCs/>
+        </w:rPr>
+      </w:pPr>
+      <w:r>
+        <w:rPr>
+          <w:b/>
+          <w:bCs/>
+        </w:rPr>
+        <w:t xml:space="preserve">Note Laptop me mosfet 2 tarah se use hota hai ya to </w:t>
+      </w:r>
+      <w:r>
+        <w:rPr>
+          <w:b/>
+          <w:bCs/>
+          <w:highlight w:val="yellow"/>
+        </w:rPr>
+        <w:t>mosfet</w:t>
+      </w:r>
+      <w:r>
+        <w:rPr>
+          <w:b/>
+          <w:bCs/>
+        </w:rPr>
+        <w:t xml:space="preserve"> ke roop me ya diode ke roop me</w:t>
+      </w:r>
+    </w:p>
+    <w:p>
+      <w:pPr>
+        <w:rPr>
+          <w:b/>
+          <w:bCs/>
+        </w:rPr>
+      </w:pPr>
+      <w:r>
+        <w:rPr>
+          <w:b/>
+          <w:bCs/>
+          <w:highlight w:val="green"/>
+        </w:rPr>
+        <w:t>Input Sourse hai to mosfet</w:t>
+      </w:r>
+      <w:r>
+        <w:rPr>
+          <w:b/>
+          <w:bCs/>
+        </w:rPr>
+        <w:br/>
+      </w:r>
+      <w:r>
+        <w:rPr>
+          <w:b/>
+          <w:bCs/>
+          <w:highlight w:val="green"/>
+        </w:rPr>
+        <w:t>Drain source hai to Diode</w:t>
+      </w:r>
+      <w:r>
+        <w:rPr>
+          <w:b/>
+          <w:bCs/>
+        </w:rPr>
+        <w:t xml:space="preserve"> </w:t>
       </w:r>
     </w:p>
     <w:sectPr>
@@ -860,6 +1736,7 @@
   <w:style w:type="paragraph" w:default="1" w:styleId="Normal">
     <w:name w:val="Normal"/>
     <w:qFormat/>
+    <w:rsid w:val="00166080"/>
   </w:style>
   <w:style w:type="paragraph" w:styleId="Heading1">
     <w:name w:val="heading 1"/>

--- a/Laptops/7- Mosfet.docx
+++ b/Laptops/7- Mosfet.docx
@@ -914,7 +914,27 @@
           <w:sz w:val="20"/>
           <w:szCs w:val="20"/>
         </w:rPr>
-        <w:t>output-9.5 volt keyuke diode kuch voltage drop krta hai</w:t>
+        <w:t>output-9.5 volt keyu</w:t>
+      </w:r>
+      <w:r>
+        <w:rPr>
+          <w:rFonts w:ascii="Courier New" w:hAnsi="Courier New" w:cs="Courier New"/>
+          <w:b/>
+          <w:bCs/>
+          <w:sz w:val="20"/>
+          <w:szCs w:val="20"/>
+        </w:rPr>
+        <w:t xml:space="preserve"> </w:t>
+      </w:r>
+      <w:r>
+        <w:rPr>
+          <w:rFonts w:ascii="Courier New" w:hAnsi="Courier New" w:cs="Courier New"/>
+          <w:b/>
+          <w:bCs/>
+          <w:sz w:val="20"/>
+          <w:szCs w:val="20"/>
+        </w:rPr>
+        <w:t>ke diode kuch voltage drop krta hai</w:t>
       </w:r>
     </w:p>
     <w:p>

--- a/Laptops/7- Mosfet.docx
+++ b/Laptops/7- Mosfet.docx
@@ -1,6 +1,6 @@
 
 <file path=word/document.xml><?xml version="1.0" encoding="utf-8"?>
-<w:document xmlns:wpc="http://schemas.microsoft.com/office/word/2010/wordprocessingCanvas" xmlns:cx="http://schemas.microsoft.com/office/drawing/2014/chartex" xmlns:cx1="http://schemas.microsoft.com/office/drawing/2015/9/8/chartex" xmlns:cx2="http://schemas.microsoft.com/office/drawing/2015/10/21/chartex" xmlns:cx3="http://schemas.microsoft.com/office/drawing/2016/5/9/chartex" xmlns:cx4="http://schemas.microsoft.com/office/drawing/2016/5/10/chartex" xmlns:cx5="http://schemas.microsoft.com/office/drawing/2016/5/11/chartex" xmlns:cx6="http://schemas.microsoft.com/office/drawing/2016/5/12/chartex" xmlns:cx7="http://schemas.microsoft.com/office/drawing/2016/5/13/chartex" xmlns:cx8="http://schemas.microsoft.com/office/drawing/2016/5/14/chartex" xmlns:mc="http://schemas.openxmlformats.org/markup-compatibility/2006" xmlns:aink="http://schemas.microsoft.com/office/drawing/2016/ink" xmlns:am3d="http://schemas.microsoft.com/office/drawing/2017/model3d" xmlns:o="urn:schemas-microsoft-com:office:office" xmlns:oel="http://schemas.microsoft.com/office/2019/extlst" xmlns:r="http://schemas.openxmlformats.org/officeDocument/2006/relationships" xmlns:m="http://schemas.openxmlformats.org/officeDocument/2006/math" xmlns:v="urn:schemas-microsoft-com:vml" xmlns:wp14="http://schemas.microsoft.com/office/word/2010/wordprocessingDrawing" xmlns:wp="http://schemas.openxmlformats.org/drawingml/2006/wordprocessingDrawing" xmlns:w10="urn:schemas-microsoft-com:office:word" xmlns:w="http://schemas.openxmlformats.org/wordprocessingml/2006/main" xmlns:w14="http://schemas.microsoft.com/office/word/2010/wordml" xmlns:w15="http://schemas.microsoft.com/office/word/2012/wordml" xmlns:w16cex="http://schemas.microsoft.com/office/word/2018/wordml/cex" xmlns:w16cid="http://schemas.microsoft.com/office/word/2016/wordml/cid" xmlns:w16="http://schemas.microsoft.com/office/word/2018/wordml" xmlns:w16sdtdh="http://schemas.microsoft.com/office/word/2020/wordml/sdtdatahash" xmlns:w16se="http://schemas.microsoft.com/office/word/2015/wordml/symex" xmlns:wpg="http://schemas.microsoft.com/office/word/2010/wordprocessingGroup" xmlns:wpi="http://schemas.microsoft.com/office/word/2010/wordprocessingInk" xmlns:wne="http://schemas.microsoft.com/office/word/2006/wordml" xmlns:wps="http://schemas.microsoft.com/office/word/2010/wordprocessingShape" mc:Ignorable="w14 w15 w16se w16cid w16 w16cex w16sdtdh wp14">
+<w:document xmlns:wpc="http://schemas.microsoft.com/office/word/2010/wordprocessingCanvas" xmlns:cx="http://schemas.microsoft.com/office/drawing/2014/chartex" xmlns:cx1="http://schemas.microsoft.com/office/drawing/2015/9/8/chartex" xmlns:cx2="http://schemas.microsoft.com/office/drawing/2015/10/21/chartex" xmlns:cx3="http://schemas.microsoft.com/office/drawing/2016/5/9/chartex" xmlns:cx4="http://schemas.microsoft.com/office/drawing/2016/5/10/chartex" xmlns:cx5="http://schemas.microsoft.com/office/drawing/2016/5/11/chartex" xmlns:cx6="http://schemas.microsoft.com/office/drawing/2016/5/12/chartex" xmlns:cx7="http://schemas.microsoft.com/office/drawing/2016/5/13/chartex" xmlns:cx8="http://schemas.microsoft.com/office/drawing/2016/5/14/chartex" xmlns:mc="http://schemas.openxmlformats.org/markup-compatibility/2006" xmlns:aink="http://schemas.microsoft.com/office/drawing/2016/ink" xmlns:am3d="http://schemas.microsoft.com/office/drawing/2017/model3d" xmlns:o="urn:schemas-microsoft-com:office:office" xmlns:r="http://schemas.openxmlformats.org/officeDocument/2006/relationships" xmlns:m="http://schemas.openxmlformats.org/officeDocument/2006/math" xmlns:v="urn:schemas-microsoft-com:vml" xmlns:wp14="http://schemas.microsoft.com/office/word/2010/wordprocessingDrawing" xmlns:wp="http://schemas.openxmlformats.org/drawingml/2006/wordprocessingDrawing" xmlns:w10="urn:schemas-microsoft-com:office:word" xmlns:w="http://schemas.openxmlformats.org/wordprocessingml/2006/main" xmlns:w14="http://schemas.microsoft.com/office/word/2010/wordml" xmlns:w15="http://schemas.microsoft.com/office/word/2012/wordml" xmlns:w16cex="http://schemas.microsoft.com/office/word/2018/wordml/cex" xmlns:w16cid="http://schemas.microsoft.com/office/word/2016/wordml/cid" xmlns:w16="http://schemas.microsoft.com/office/word/2018/wordml" xmlns:w16sdtdh="http://schemas.microsoft.com/office/word/2020/wordml/sdtdatahash" xmlns:w16se="http://schemas.microsoft.com/office/word/2015/wordml/symex" xmlns:wpg="http://schemas.microsoft.com/office/word/2010/wordprocessingGroup" xmlns:wpi="http://schemas.microsoft.com/office/word/2010/wordprocessingInk" xmlns:wne="http://schemas.microsoft.com/office/word/2006/wordml" xmlns:wps="http://schemas.microsoft.com/office/word/2010/wordprocessingShape" mc:Ignorable="w14 w15 w16se w16cid w16 w16cex w16sdtdh wp14">
   <w:body>
     <w:p>
       <w:r>
@@ -1322,7 +1322,31 @@
           <w:bCs/>
           <w:highlight w:val="green"/>
         </w:rPr>
-        <w:t>Input Sourse hai to mosfet</w:t>
+        <w:t xml:space="preserve">Input </w:t>
+      </w:r>
+      <w:r>
+        <w:rPr>
+          <w:b/>
+          <w:bCs/>
+          <w:highlight w:val="green"/>
+        </w:rPr>
+        <w:t>Source</w:t>
+      </w:r>
+      <w:r>
+        <w:rPr>
+          <w:b/>
+          <w:bCs/>
+          <w:highlight w:val="green"/>
+        </w:rPr>
+        <w:t xml:space="preserve"> hai to </w:t>
+      </w:r>
+      <w:r>
+        <w:rPr>
+          <w:b/>
+          <w:bCs/>
+          <w:highlight w:val="green"/>
+        </w:rPr>
+        <w:t>MOSFET</w:t>
       </w:r>
       <w:r>
         <w:rPr>
@@ -1345,6 +1369,93 @@
           <w:bCs/>
         </w:rPr>
         <w:t xml:space="preserve"> </w:t>
+      </w:r>
+    </w:p>
+    <w:p>
+      <w:pPr>
+        <w:rPr>
+          <w:b/>
+          <w:bCs/>
+        </w:rPr>
+      </w:pPr>
+    </w:p>
+    <w:p>
+      <w:pPr>
+        <w:rPr>
+          <w:b/>
+          <w:bCs/>
+        </w:rPr>
+      </w:pPr>
+      <w:r>
+        <w:rPr>
+          <w:b/>
+          <w:bCs/>
+          <w:noProof/>
+        </w:rPr>
+        <w:lastRenderedPageBreak/>
+        <w:drawing>
+          <wp:inline distT="0" distB="0" distL="0" distR="0" wp14:anchorId="5B8EC253" wp14:editId="098E07C0">
+            <wp:extent cx="6181725" cy="2257425"/>
+            <wp:effectExtent l="0" t="0" r="9525" b="9525"/>
+            <wp:docPr id="9" name="Picture 9"/>
+            <wp:cNvGraphicFramePr>
+              <a:graphicFrameLocks xmlns:a="http://schemas.openxmlformats.org/drawingml/2006/main" noChangeAspect="1"/>
+            </wp:cNvGraphicFramePr>
+            <a:graphic xmlns:a="http://schemas.openxmlformats.org/drawingml/2006/main">
+              <a:graphicData uri="http://schemas.openxmlformats.org/drawingml/2006/picture">
+                <pic:pic xmlns:pic="http://schemas.openxmlformats.org/drawingml/2006/picture">
+                  <pic:nvPicPr>
+                    <pic:cNvPr id="0" name="Picture 1"/>
+                    <pic:cNvPicPr>
+                      <a:picLocks noChangeAspect="1" noChangeArrowheads="1"/>
+                    </pic:cNvPicPr>
+                  </pic:nvPicPr>
+                  <pic:blipFill>
+                    <a:blip r:embed="rId18">
+                      <a:extLst>
+                        <a:ext uri="{28A0092B-C50C-407E-A947-70E740481C1C}">
+                          <a14:useLocalDpi xmlns:a14="http://schemas.microsoft.com/office/drawing/2010/main" val="0"/>
+                        </a:ext>
+                      </a:extLst>
+                    </a:blip>
+                    <a:srcRect/>
+                    <a:stretch>
+                      <a:fillRect/>
+                    </a:stretch>
+                  </pic:blipFill>
+                  <pic:spPr bwMode="auto">
+                    <a:xfrm>
+                      <a:off x="0" y="0"/>
+                      <a:ext cx="6181725" cy="2257425"/>
+                    </a:xfrm>
+                    <a:prstGeom prst="rect">
+                      <a:avLst/>
+                    </a:prstGeom>
+                    <a:noFill/>
+                    <a:ln>
+                      <a:noFill/>
+                    </a:ln>
+                  </pic:spPr>
+                </pic:pic>
+              </a:graphicData>
+            </a:graphic>
+          </wp:inline>
+        </w:drawing>
+      </w:r>
+    </w:p>
+    <w:p>
+      <w:pPr>
+        <w:rPr>
+          <w:b/>
+          <w:bCs/>
+        </w:rPr>
+      </w:pPr>
+      <w:r>
+        <w:rPr>
+          <w:b/>
+          <w:bCs/>
+        </w:rPr>
+        <w:t>P-channel 0 volt se bhi on ho sakata hai but N – channel ko + volt chahiye</w:t>
       </w:r>
     </w:p>
     <w:sectPr>

--- a/Laptops/7- Mosfet.docx
+++ b/Laptops/7- Mosfet.docx
@@ -1441,6 +1441,87 @@
             </a:graphic>
           </wp:inline>
         </w:drawing>
+      </w:r>
+    </w:p>
+    <w:p>
+      <w:pPr>
+        <w:rPr>
+          <w:b/>
+          <w:bCs/>
+        </w:rPr>
+      </w:pPr>
+      <w:r>
+        <w:rPr>
+          <w:b/>
+          <w:bCs/>
+        </w:rPr>
+        <w:t xml:space="preserve">P-Channel </w:t>
+      </w:r>
+      <w:r>
+        <w:rPr>
+          <w:b/>
+          <w:bCs/>
+        </w:rPr>
+        <w:t xml:space="preserve">- </w:t>
+      </w:r>
+      <w:r>
+        <w:rPr>
+          <w:b/>
+          <w:bCs/>
+          <w:highlight w:val="yellow"/>
+        </w:rPr>
+        <w:t>G Source se low</w:t>
+      </w:r>
+      <w:r>
+        <w:rPr>
+          <w:b/>
+          <w:bCs/>
+        </w:rPr>
+        <w:tab/>
+      </w:r>
+      <w:r>
+        <w:rPr>
+          <w:b/>
+          <w:bCs/>
+        </w:rPr>
+        <w:tab/>
+      </w:r>
+      <w:r>
+        <w:rPr>
+          <w:b/>
+          <w:bCs/>
+        </w:rPr>
+        <w:tab/>
+      </w:r>
+      <w:r>
+        <w:rPr>
+          <w:b/>
+          <w:bCs/>
+        </w:rPr>
+        <w:tab/>
+        <w:t>N- Channel</w:t>
+      </w:r>
+      <w:r>
+        <w:rPr>
+          <w:b/>
+          <w:bCs/>
+        </w:rPr>
+        <w:t xml:space="preserve"> - </w:t>
+      </w:r>
+      <w:r>
+        <w:rPr>
+          <w:b/>
+          <w:bCs/>
+        </w:rPr>
+        <w:t xml:space="preserve"> </w:t>
+      </w:r>
+      <w:r>
+        <w:rPr>
+          <w:b/>
+          <w:bCs/>
+          <w:highlight w:val="yellow"/>
+        </w:rPr>
+        <w:t>G Draine se high</w:t>
       </w:r>
     </w:p>
     <w:p>

--- a/Laptops/7- Mosfet.docx
+++ b/Laptops/7- Mosfet.docx
@@ -1,6 +1,6 @@
 
 <file path=word/document.xml><?xml version="1.0" encoding="utf-8"?>
-<w:document xmlns:wpc="http://schemas.microsoft.com/office/word/2010/wordprocessingCanvas" xmlns:cx="http://schemas.microsoft.com/office/drawing/2014/chartex" xmlns:cx1="http://schemas.microsoft.com/office/drawing/2015/9/8/chartex" xmlns:cx2="http://schemas.microsoft.com/office/drawing/2015/10/21/chartex" xmlns:cx3="http://schemas.microsoft.com/office/drawing/2016/5/9/chartex" xmlns:cx4="http://schemas.microsoft.com/office/drawing/2016/5/10/chartex" xmlns:cx5="http://schemas.microsoft.com/office/drawing/2016/5/11/chartex" xmlns:cx6="http://schemas.microsoft.com/office/drawing/2016/5/12/chartex" xmlns:cx7="http://schemas.microsoft.com/office/drawing/2016/5/13/chartex" xmlns:cx8="http://schemas.microsoft.com/office/drawing/2016/5/14/chartex" xmlns:mc="http://schemas.openxmlformats.org/markup-compatibility/2006" xmlns:aink="http://schemas.microsoft.com/office/drawing/2016/ink" xmlns:am3d="http://schemas.microsoft.com/office/drawing/2017/model3d" xmlns:o="urn:schemas-microsoft-com:office:office" xmlns:r="http://schemas.openxmlformats.org/officeDocument/2006/relationships" xmlns:m="http://schemas.openxmlformats.org/officeDocument/2006/math" xmlns:v="urn:schemas-microsoft-com:vml" xmlns:wp14="http://schemas.microsoft.com/office/word/2010/wordprocessingDrawing" xmlns:wp="http://schemas.openxmlformats.org/drawingml/2006/wordprocessingDrawing" xmlns:w10="urn:schemas-microsoft-com:office:word" xmlns:w="http://schemas.openxmlformats.org/wordprocessingml/2006/main" xmlns:w14="http://schemas.microsoft.com/office/word/2010/wordml" xmlns:w15="http://schemas.microsoft.com/office/word/2012/wordml" xmlns:w16cex="http://schemas.microsoft.com/office/word/2018/wordml/cex" xmlns:w16cid="http://schemas.microsoft.com/office/word/2016/wordml/cid" xmlns:w16="http://schemas.microsoft.com/office/word/2018/wordml" xmlns:w16sdtdh="http://schemas.microsoft.com/office/word/2020/wordml/sdtdatahash" xmlns:w16se="http://schemas.microsoft.com/office/word/2015/wordml/symex" xmlns:wpg="http://schemas.microsoft.com/office/word/2010/wordprocessingGroup" xmlns:wpi="http://schemas.microsoft.com/office/word/2010/wordprocessingInk" xmlns:wne="http://schemas.microsoft.com/office/word/2006/wordml" xmlns:wps="http://schemas.microsoft.com/office/word/2010/wordprocessingShape" mc:Ignorable="w14 w15 w16se w16cid w16 w16cex w16sdtdh wp14">
+<w:document xmlns:wpc="http://schemas.microsoft.com/office/word/2010/wordprocessingCanvas" xmlns:cx="http://schemas.microsoft.com/office/drawing/2014/chartex" xmlns:cx1="http://schemas.microsoft.com/office/drawing/2015/9/8/chartex" xmlns:cx2="http://schemas.microsoft.com/office/drawing/2015/10/21/chartex" xmlns:cx3="http://schemas.microsoft.com/office/drawing/2016/5/9/chartex" xmlns:cx4="http://schemas.microsoft.com/office/drawing/2016/5/10/chartex" xmlns:cx5="http://schemas.microsoft.com/office/drawing/2016/5/11/chartex" xmlns:cx6="http://schemas.microsoft.com/office/drawing/2016/5/12/chartex" xmlns:cx7="http://schemas.microsoft.com/office/drawing/2016/5/13/chartex" xmlns:cx8="http://schemas.microsoft.com/office/drawing/2016/5/14/chartex" xmlns:mc="http://schemas.openxmlformats.org/markup-compatibility/2006" xmlns:aink="http://schemas.microsoft.com/office/drawing/2016/ink" xmlns:am3d="http://schemas.microsoft.com/office/drawing/2017/model3d" xmlns:o="urn:schemas-microsoft-com:office:office" xmlns:oel="http://schemas.microsoft.com/office/2019/extlst" xmlns:r="http://schemas.openxmlformats.org/officeDocument/2006/relationships" xmlns:m="http://schemas.openxmlformats.org/officeDocument/2006/math" xmlns:v="urn:schemas-microsoft-com:vml" xmlns:wp14="http://schemas.microsoft.com/office/word/2010/wordprocessingDrawing" xmlns:wp="http://schemas.openxmlformats.org/drawingml/2006/wordprocessingDrawing" xmlns:w10="urn:schemas-microsoft-com:office:word" xmlns:w="http://schemas.openxmlformats.org/wordprocessingml/2006/main" xmlns:w14="http://schemas.microsoft.com/office/word/2010/wordml" xmlns:w15="http://schemas.microsoft.com/office/word/2012/wordml" xmlns:w16cex="http://schemas.microsoft.com/office/word/2018/wordml/cex" xmlns:w16cid="http://schemas.microsoft.com/office/word/2016/wordml/cid" xmlns:w16="http://schemas.microsoft.com/office/word/2018/wordml" xmlns:w16sdtdh="http://schemas.microsoft.com/office/word/2020/wordml/sdtdatahash" xmlns:w16se="http://schemas.microsoft.com/office/word/2015/wordml/symex" xmlns:wpg="http://schemas.microsoft.com/office/word/2010/wordprocessingGroup" xmlns:wpi="http://schemas.microsoft.com/office/word/2010/wordprocessingInk" xmlns:wne="http://schemas.microsoft.com/office/word/2006/wordml" xmlns:wps="http://schemas.microsoft.com/office/word/2010/wordprocessingShape" mc:Ignorable="w14 w15 w16se w16cid w16 w16cex w16sdtdh wp14">
   <w:body>
     <w:p>
       <w:r>
@@ -287,11 +287,17 @@
     </w:p>
     <w:p>
       <w:r>
+        <w:rPr>
+          <w:highlight w:val="yellow"/>
+        </w:rPr>
         <w:t>N- Channel- Voltage Drain to Source  ruk jayega jab tak gate par koi voltage nhi aaye</w:t>
       </w:r>
     </w:p>
     <w:p>
       <w:r>
+        <w:rPr>
+          <w:highlight w:val="yellow"/>
+        </w:rPr>
         <w:t>P-Channel – Source to Drain voltage ruk jayega jab tak gate par koi voltage nhi aayega.</w:t>
       </w:r>
     </w:p>

--- a/Laptops/7- Mosfet.docx
+++ b/Laptops/7- Mosfet.docx
@@ -573,10 +573,40 @@
         <w:rPr>
           <w:highlight w:val="yellow"/>
         </w:rPr>
-        <w:t>N-Channel ko operate krne ke liye Gate par Drain se jyda volt chahiye</w:t>
-      </w:r>
-      <w:r>
-        <w:t xml:space="preserve"> (~ 5volt difference</w:t>
+        <w:t>N-Channel ko operate krne ke liye Gate par Drai</w:t>
+      </w:r>
+      <w:r>
+        <w:rPr>
+          <w:highlight w:val="yellow"/>
+        </w:rPr>
+        <w:t>n(</w:t>
+      </w:r>
+      <w:r>
+        <w:rPr>
+          <w:highlight w:val="magenta"/>
+        </w:rPr>
+        <w:t>Source</w:t>
+      </w:r>
+      <w:r>
+        <w:rPr>
+          <w:highlight w:val="yellow"/>
+        </w:rPr>
+        <w:t>)</w:t>
+      </w:r>
+      <w:r>
+        <w:rPr>
+          <w:highlight w:val="yellow"/>
+        </w:rPr>
+        <w:t xml:space="preserve"> se jyda volt chahiye</w:t>
+      </w:r>
+      <w:r>
+        <w:t xml:space="preserve"> (~ 5</w:t>
+      </w:r>
+      <w:r>
+        <w:t>/2</w:t>
+      </w:r>
+      <w:r>
+        <w:t>volt difference</w:t>
       </w:r>
       <w:r>
         <w:t xml:space="preserve"> - </w:t>
@@ -625,7 +655,13 @@
         <w:rPr>
           <w:highlight w:val="green"/>
         </w:rPr>
+        <w:lastRenderedPageBreak/>
         <w:t>Input Source and output Drain as a Diode.</w:t>
+      </w:r>
+    </w:p>
+    <w:p>
+      <w:r>
+        <w:t>Is case me bhi Source se Drain par puri voltage nahi milegai agar gate par source se jyda voltage tage to hi full voltage milegi</w:t>
       </w:r>
     </w:p>
     <w:p/>
@@ -711,7 +747,13 @@
         <w:t>Note:</w:t>
       </w:r>
       <w:r>
-        <w:t xml:space="preserve">  Jab Gate Low hota hai (negative), low kis se Source Se</w:t>
+        <w:t xml:space="preserve">  Jab Gate Low hota hai (negative), low kis se Source</w:t>
+      </w:r>
+      <w:r>
+        <w:t>(Source)</w:t>
+      </w:r>
+      <w:r>
+        <w:t xml:space="preserve"> Se</w:t>
       </w:r>
       <w:r>
         <w:t>,</w:t>
@@ -816,7 +858,6 @@
           <w:b/>
           <w:bCs/>
         </w:rPr>
-        <w:lastRenderedPageBreak/>
         <w:t xml:space="preserve">Note: </w:t>
       </w:r>
     </w:p>
@@ -1109,7 +1150,6 @@
           <w:b/>
           <w:bCs/>
         </w:rPr>
-        <w:lastRenderedPageBreak/>
         <w:t>Jo jyda hoga vohi aage jayega</w:t>
       </w:r>
     </w:p>
@@ -1476,21 +1516,39 @@
           <w:bCs/>
           <w:highlight w:val="yellow"/>
         </w:rPr>
-        <w:t>G Source se low</w:t>
-      </w:r>
-      <w:r>
-        <w:rPr>
-          <w:b/>
-          <w:bCs/>
-        </w:rPr>
-        <w:tab/>
-      </w:r>
-      <w:r>
-        <w:rPr>
-          <w:b/>
-          <w:bCs/>
-        </w:rPr>
-        <w:tab/>
+        <w:t>G Source</w:t>
+      </w:r>
+      <w:r>
+        <w:rPr>
+          <w:b/>
+          <w:bCs/>
+          <w:highlight w:val="yellow"/>
+        </w:rPr>
+        <w:t xml:space="preserve"> (</w:t>
+      </w:r>
+      <w:r>
+        <w:rPr>
+          <w:b/>
+          <w:bCs/>
+          <w:highlight w:val="magenta"/>
+        </w:rPr>
+        <w:t>source</w:t>
+      </w:r>
+      <w:r>
+        <w:rPr>
+          <w:b/>
+          <w:bCs/>
+          <w:highlight w:val="yellow"/>
+        </w:rPr>
+        <w:t>)</w:t>
+      </w:r>
+      <w:r>
+        <w:rPr>
+          <w:b/>
+          <w:bCs/>
+          <w:highlight w:val="yellow"/>
+        </w:rPr>
+        <w:t xml:space="preserve"> se low</w:t>
       </w:r>
       <w:r>
         <w:rPr>
@@ -1527,7 +1585,39 @@
           <w:bCs/>
           <w:highlight w:val="yellow"/>
         </w:rPr>
-        <w:t>G Draine se high</w:t>
+        <w:t>G Draine</w:t>
+      </w:r>
+      <w:r>
+        <w:rPr>
+          <w:b/>
+          <w:bCs/>
+          <w:highlight w:val="yellow"/>
+        </w:rPr>
+        <w:t>(</w:t>
+      </w:r>
+      <w:r>
+        <w:rPr>
+          <w:b/>
+          <w:bCs/>
+          <w:highlight w:val="magenta"/>
+        </w:rPr>
+        <w:t>source</w:t>
+      </w:r>
+      <w:r>
+        <w:rPr>
+          <w:b/>
+          <w:bCs/>
+          <w:highlight w:val="yellow"/>
+        </w:rPr>
+        <w:t>)</w:t>
+      </w:r>
+      <w:r>
+        <w:rPr>
+          <w:b/>
+          <w:bCs/>
+          <w:highlight w:val="yellow"/>
+        </w:rPr>
+        <w:t xml:space="preserve"> se high</w:t>
       </w:r>
     </w:p>
     <w:p>
